--- a/Word/02-EC-A-borrador.docx
+++ b/Word/02-EC-A-borrador.docx
@@ -26,8 +26,8 @@
         <w:tblLook w:firstColumn="1" w:firstRow="1" w:lastColumn="0" w:lastRow="0" w:noHBand="0" w:noVBand="1" w:val="04A0"/>
       </w:tblPr>
       <w:tblGrid>
-        <w:gridCol w:w="1680"/>
-        <w:gridCol w:w="8065"/>
+        <w:gridCol w:w="2071"/>
+        <w:gridCol w:w="7674"/>
       </w:tblGrid>
       <w:tr>
         <w:trPr>
@@ -36,7 +36,7 @@
         </w:trPr>
         <w:tc>
           <w:tcPr>
-            <w:tcW w:w="1680" w:type="dxa"/>
+            <w:tcW w:w="2071" w:type="dxa"/>
             <w:shd w:val="clear" w:color="auto" w:fill="ECECEC"/>
           </w:tcPr>
           <w:p>
@@ -55,7 +55,7 @@
         </w:tc>
         <w:tc>
           <w:tcPr>
-            <w:tcW w:w="8065" w:type="dxa"/>
+            <w:tcW w:w="7674" w:type="dxa"/>
             <w:shd w:val="clear" w:color="auto" w:fill="ECECEC"/>
           </w:tcPr>
           <w:p>
@@ -76,7 +76,7 @@
       <w:tr>
         <w:tc>
           <w:tcPr>
-            <w:tcW w:w="1680" w:type="dxa"/>
+            <w:tcW w:w="2071" w:type="dxa"/>
           </w:tcPr>
           <w:p>
             <w:pPr>
@@ -93,7 +93,7 @@
         </w:tc>
         <w:tc>
           <w:tcPr>
-            <w:tcW w:w="8065" w:type="dxa"/>
+            <w:tcW w:w="7674" w:type="dxa"/>
           </w:tcPr>
           <w:p>
             <w:pPr>
@@ -238,8 +238,8 @@
         <w:tblLook w:firstColumn="1" w:firstRow="1" w:lastColumn="0" w:lastRow="0" w:noHBand="0" w:noVBand="1" w:val="04A0"/>
       </w:tblPr>
       <w:tblGrid>
-        <w:gridCol w:w="4653"/>
-        <w:gridCol w:w="5092"/>
+        <w:gridCol w:w="4666"/>
+        <w:gridCol w:w="5079"/>
       </w:tblGrid>
       <w:tr>
         <w:trPr>
@@ -248,7 +248,7 @@
         </w:trPr>
         <w:tc>
           <w:tcPr>
-            <w:tcW w:w="4653" w:type="dxa"/>
+            <w:tcW w:w="4666" w:type="dxa"/>
             <w:shd w:val="clear" w:color="auto" w:fill="ECECEC"/>
           </w:tcPr>
           <w:p>
@@ -267,7 +267,7 @@
         </w:tc>
         <w:tc>
           <w:tcPr>
-            <w:tcW w:w="5092" w:type="dxa"/>
+            <w:tcW w:w="5079" w:type="dxa"/>
             <w:shd w:val="clear" w:color="auto" w:fill="ECECEC"/>
           </w:tcPr>
           <w:p>
@@ -288,7 +288,7 @@
       <w:tr>
         <w:tc>
           <w:tcPr>
-            <w:tcW w:w="4653" w:type="dxa"/>
+            <w:tcW w:w="4666" w:type="dxa"/>
           </w:tcPr>
           <w:p>
             <w:pPr>
@@ -305,7 +305,7 @@
         </w:tc>
         <w:tc>
           <w:tcPr>
-            <w:tcW w:w="5092" w:type="dxa"/>
+            <w:tcW w:w="5079" w:type="dxa"/>
           </w:tcPr>
           <w:p>
             <w:pPr>
@@ -342,8 +342,8 @@
         <w:tblLook w:firstColumn="1" w:firstRow="1" w:lastColumn="0" w:lastRow="0" w:noHBand="0" w:noVBand="1" w:val="04A0"/>
       </w:tblPr>
       <w:tblGrid>
-        <w:gridCol w:w="4381"/>
-        <w:gridCol w:w="5364"/>
+        <w:gridCol w:w="4632"/>
+        <w:gridCol w:w="5113"/>
       </w:tblGrid>
       <w:tr>
         <w:trPr>
@@ -352,7 +352,7 @@
         </w:trPr>
         <w:tc>
           <w:tcPr>
-            <w:tcW w:w="4381" w:type="dxa"/>
+            <w:tcW w:w="4632" w:type="dxa"/>
             <w:shd w:val="clear" w:color="auto" w:fill="ECECEC"/>
           </w:tcPr>
           <w:p>
@@ -371,7 +371,7 @@
         </w:tc>
         <w:tc>
           <w:tcPr>
-            <w:tcW w:w="5364" w:type="dxa"/>
+            <w:tcW w:w="5113" w:type="dxa"/>
             <w:shd w:val="clear" w:color="auto" w:fill="ECECEC"/>
           </w:tcPr>
           <w:p>
@@ -392,7 +392,7 @@
       <w:tr>
         <w:tc>
           <w:tcPr>
-            <w:tcW w:w="4381" w:type="dxa"/>
+            <w:tcW w:w="4632" w:type="dxa"/>
           </w:tcPr>
           <w:p>
             <w:pPr>
@@ -409,7 +409,7 @@
         </w:tc>
         <w:tc>
           <w:tcPr>
-            <w:tcW w:w="5364" w:type="dxa"/>
+            <w:tcW w:w="5113" w:type="dxa"/>
           </w:tcPr>
           <w:p>
             <w:pPr>
@@ -455,8 +455,8 @@
         <w:tblLook w:firstColumn="1" w:firstRow="1" w:lastColumn="0" w:lastRow="0" w:noHBand="0" w:noVBand="1" w:val="04A0"/>
       </w:tblPr>
       <w:tblGrid>
-        <w:gridCol w:w="5955"/>
-        <w:gridCol w:w="3790"/>
+        <w:gridCol w:w="5632"/>
+        <w:gridCol w:w="4113"/>
       </w:tblGrid>
       <w:tr>
         <w:trPr>
@@ -465,7 +465,7 @@
         </w:trPr>
         <w:tc>
           <w:tcPr>
-            <w:tcW w:w="5955" w:type="dxa"/>
+            <w:tcW w:w="5632" w:type="dxa"/>
             <w:shd w:val="clear" w:color="auto" w:fill="ECECEC"/>
           </w:tcPr>
           <w:p>
@@ -484,7 +484,7 @@
         </w:tc>
         <w:tc>
           <w:tcPr>
-            <w:tcW w:w="3790" w:type="dxa"/>
+            <w:tcW w:w="4113" w:type="dxa"/>
             <w:shd w:val="clear" w:color="auto" w:fill="ECECEC"/>
           </w:tcPr>
           <w:p>
@@ -505,7 +505,7 @@
       <w:tr>
         <w:tc>
           <w:tcPr>
-            <w:tcW w:w="5955" w:type="dxa"/>
+            <w:tcW w:w="5632" w:type="dxa"/>
           </w:tcPr>
           <w:p>
             <w:pPr>
@@ -522,7 +522,7 @@
         </w:tc>
         <w:tc>
           <w:tcPr>
-            <w:tcW w:w="3790" w:type="dxa"/>
+            <w:tcW w:w="4113" w:type="dxa"/>
           </w:tcPr>
           <w:p>
             <w:pPr>
@@ -644,11 +644,11 @@
         <w:tblLook w:firstColumn="1" w:firstRow="1" w:lastColumn="0" w:lastRow="0" w:noHBand="0" w:noVBand="1" w:val="04A0"/>
       </w:tblPr>
       <w:tblGrid>
-        <w:gridCol w:w="3223"/>
-        <w:gridCol w:w="1403"/>
-        <w:gridCol w:w="1668"/>
-        <w:gridCol w:w="1706"/>
-        <w:gridCol w:w="1744"/>
+        <w:gridCol w:w="2205"/>
+        <w:gridCol w:w="1562"/>
+        <w:gridCol w:w="1980"/>
+        <w:gridCol w:w="1992"/>
+        <w:gridCol w:w="2004"/>
       </w:tblGrid>
       <w:tr>
         <w:trPr>
@@ -657,7 +657,7 @@
         </w:trPr>
         <w:tc>
           <w:tcPr>
-            <w:tcW w:w="3223" w:type="dxa"/>
+            <w:tcW w:w="2205" w:type="dxa"/>
             <w:shd w:val="clear" w:color="auto" w:fill="ECECEC"/>
           </w:tcPr>
           <w:p>
@@ -676,7 +676,7 @@
         </w:tc>
         <w:tc>
           <w:tcPr>
-            <w:tcW w:w="1403" w:type="dxa"/>
+            <w:tcW w:w="1562" w:type="dxa"/>
             <w:shd w:val="clear" w:color="auto" w:fill="ECECEC"/>
           </w:tcPr>
           <w:p>
@@ -695,7 +695,7 @@
         </w:tc>
         <w:tc>
           <w:tcPr>
-            <w:tcW w:w="1668" w:type="dxa"/>
+            <w:tcW w:w="1980" w:type="dxa"/>
             <w:shd w:val="clear" w:color="auto" w:fill="ECECEC"/>
           </w:tcPr>
           <w:p>
@@ -714,7 +714,7 @@
         </w:tc>
         <w:tc>
           <w:tcPr>
-            <w:tcW w:w="1706" w:type="dxa"/>
+            <w:tcW w:w="1992" w:type="dxa"/>
             <w:shd w:val="clear" w:color="auto" w:fill="ECECEC"/>
           </w:tcPr>
           <w:p>
@@ -733,7 +733,7 @@
         </w:tc>
         <w:tc>
           <w:tcPr>
-            <w:tcW w:w="1744" w:type="dxa"/>
+            <w:tcW w:w="2004" w:type="dxa"/>
             <w:shd w:val="clear" w:color="auto" w:fill="ECECEC"/>
           </w:tcPr>
           <w:p>
@@ -754,7 +754,7 @@
       <w:tr>
         <w:tc>
           <w:tcPr>
-            <w:tcW w:w="3223" w:type="dxa"/>
+            <w:tcW w:w="2205" w:type="dxa"/>
           </w:tcPr>
           <w:p>
             <w:pPr>
@@ -771,7 +771,7 @@
         </w:tc>
         <w:tc>
           <w:tcPr>
-            <w:tcW w:w="1403" w:type="dxa"/>
+            <w:tcW w:w="1562" w:type="dxa"/>
           </w:tcPr>
           <w:p>
             <w:pPr>
@@ -788,7 +788,7 @@
         </w:tc>
         <w:tc>
           <w:tcPr>
-            <w:tcW w:w="1668" w:type="dxa"/>
+            <w:tcW w:w="1980" w:type="dxa"/>
           </w:tcPr>
           <w:p>
             <w:pPr>
@@ -805,7 +805,7 @@
         </w:tc>
         <w:tc>
           <w:tcPr>
-            <w:tcW w:w="1706" w:type="dxa"/>
+            <w:tcW w:w="1992" w:type="dxa"/>
           </w:tcPr>
           <w:p>
             <w:pPr>
@@ -822,7 +822,7 @@
         </w:tc>
         <w:tc>
           <w:tcPr>
-            <w:tcW w:w="1744" w:type="dxa"/>
+            <w:tcW w:w="2004" w:type="dxa"/>
           </w:tcPr>
           <w:p>
             <w:pPr>
@@ -1242,8 +1242,8 @@
         <w:tblLook w:firstColumn="1" w:firstRow="1" w:lastColumn="0" w:lastRow="0" w:noHBand="0" w:noVBand="1" w:val="04A0"/>
       </w:tblPr>
       <w:tblGrid>
-        <w:gridCol w:w="4913"/>
-        <w:gridCol w:w="4832"/>
+        <w:gridCol w:w="4926"/>
+        <w:gridCol w:w="4819"/>
       </w:tblGrid>
       <w:tr>
         <w:trPr>
@@ -1252,7 +1252,7 @@
         </w:trPr>
         <w:tc>
           <w:tcPr>
-            <w:tcW w:w="4913" w:type="dxa"/>
+            <w:tcW w:w="4926" w:type="dxa"/>
             <w:shd w:val="clear" w:color="auto" w:fill="ECECEC"/>
           </w:tcPr>
           <w:p>
@@ -1271,7 +1271,7 @@
         </w:tc>
         <w:tc>
           <w:tcPr>
-            <w:tcW w:w="4832" w:type="dxa"/>
+            <w:tcW w:w="4819" w:type="dxa"/>
             <w:shd w:val="clear" w:color="auto" w:fill="ECECEC"/>
           </w:tcPr>
           <w:p>
@@ -1292,7 +1292,7 @@
       <w:tr>
         <w:tc>
           <w:tcPr>
-            <w:tcW w:w="4913" w:type="dxa"/>
+            <w:tcW w:w="4926" w:type="dxa"/>
           </w:tcPr>
           <w:p>
             <w:pPr>
@@ -1309,7 +1309,7 @@
         </w:tc>
         <w:tc>
           <w:tcPr>
-            <w:tcW w:w="4832" w:type="dxa"/>
+            <w:tcW w:w="4819" w:type="dxa"/>
           </w:tcPr>
           <w:p>
             <w:pPr>
@@ -1335,18 +1335,18 @@
       <w:tr>
         <w:tc>
           <w:tcPr>
-            <w:tcW w:w="4913" w:type="dxa"/>
-          </w:tcPr>
-          <w:p>
-            <w:pPr>
-              <w:pStyle w:val="Compact"/>
-              <w:spacing w:before="20" w:after="20"/>
-            </w:pPr>
-          </w:p>
-        </w:tc>
-        <w:tc>
-          <w:tcPr>
-            <w:tcW w:w="4832" w:type="dxa"/>
+            <w:tcW w:w="4926" w:type="dxa"/>
+          </w:tcPr>
+          <w:p>
+            <w:pPr>
+              <w:pStyle w:val="Compact"/>
+              <w:spacing w:before="20" w:after="20"/>
+            </w:pPr>
+          </w:p>
+        </w:tc>
+        <w:tc>
+          <w:tcPr>
+            <w:tcW w:w="4819" w:type="dxa"/>
           </w:tcPr>
           <w:p>
             <w:pPr>
@@ -1372,18 +1372,18 @@
       <w:tr>
         <w:tc>
           <w:tcPr>
-            <w:tcW w:w="4913" w:type="dxa"/>
-          </w:tcPr>
-          <w:p>
-            <w:pPr>
-              <w:pStyle w:val="Compact"/>
-              <w:spacing w:before="20" w:after="20"/>
-            </w:pPr>
-          </w:p>
-        </w:tc>
-        <w:tc>
-          <w:tcPr>
-            <w:tcW w:w="4832" w:type="dxa"/>
+            <w:tcW w:w="4926" w:type="dxa"/>
+          </w:tcPr>
+          <w:p>
+            <w:pPr>
+              <w:pStyle w:val="Compact"/>
+              <w:spacing w:before="20" w:after="20"/>
+            </w:pPr>
+          </w:p>
+        </w:tc>
+        <w:tc>
+          <w:tcPr>
+            <w:tcW w:w="4819" w:type="dxa"/>
           </w:tcPr>
           <w:p>
             <w:pPr>
@@ -1444,9 +1444,9 @@
         <w:tblLook w:firstColumn="1" w:firstRow="1" w:lastColumn="0" w:lastRow="0" w:noHBand="0" w:noVBand="1" w:val="04A0"/>
       </w:tblPr>
       <w:tblGrid>
-        <w:gridCol w:w="895"/>
-        <w:gridCol w:w="876"/>
-        <w:gridCol w:w="7973"/>
+        <w:gridCol w:w="1354"/>
+        <w:gridCol w:w="966"/>
+        <w:gridCol w:w="7425"/>
       </w:tblGrid>
       <w:tr>
         <w:trPr>
@@ -1455,7 +1455,7 @@
         </w:trPr>
         <w:tc>
           <w:tcPr>
-            <w:tcW w:w="895" w:type="dxa"/>
+            <w:tcW w:w="1354" w:type="dxa"/>
             <w:shd w:val="clear" w:color="auto" w:fill="ECECEC"/>
           </w:tcPr>
           <w:p>
@@ -1474,7 +1474,7 @@
         </w:tc>
         <w:tc>
           <w:tcPr>
-            <w:tcW w:w="876" w:type="dxa"/>
+            <w:tcW w:w="966" w:type="dxa"/>
             <w:shd w:val="clear" w:color="auto" w:fill="ECECEC"/>
           </w:tcPr>
           <w:p>
@@ -1493,7 +1493,7 @@
         </w:tc>
         <w:tc>
           <w:tcPr>
-            <w:tcW w:w="7973" w:type="dxa"/>
+            <w:tcW w:w="7425" w:type="dxa"/>
             <w:shd w:val="clear" w:color="auto" w:fill="ECECEC"/>
           </w:tcPr>
           <w:p>
@@ -1514,7 +1514,7 @@
       <w:tr>
         <w:tc>
           <w:tcPr>
-            <w:tcW w:w="895" w:type="dxa"/>
+            <w:tcW w:w="1354" w:type="dxa"/>
           </w:tcPr>
           <w:p>
             <w:pPr>
@@ -1531,7 +1531,7 @@
         </w:tc>
         <w:tc>
           <w:tcPr>
-            <w:tcW w:w="876" w:type="dxa"/>
+            <w:tcW w:w="966" w:type="dxa"/>
           </w:tcPr>
           <w:p>
             <w:pPr>
@@ -1548,7 +1548,7 @@
         </w:tc>
         <w:tc>
           <w:tcPr>
-            <w:tcW w:w="7973" w:type="dxa"/>
+            <w:tcW w:w="7425" w:type="dxa"/>
           </w:tcPr>
           <w:p>
             <w:pPr>
@@ -2083,8 +2083,8 @@
         <w:tblLook w:firstColumn="1" w:firstRow="1" w:lastColumn="0" w:lastRow="0" w:noHBand="0" w:noVBand="1" w:val="04A0"/>
       </w:tblPr>
       <w:tblGrid>
-        <w:gridCol w:w="8847"/>
-        <w:gridCol w:w="898"/>
+        <w:gridCol w:w="8303"/>
+        <w:gridCol w:w="1442"/>
       </w:tblGrid>
       <w:tr>
         <w:trPr>
@@ -2093,7 +2093,7 @@
         </w:trPr>
         <w:tc>
           <w:tcPr>
-            <w:tcW w:w="8847" w:type="dxa"/>
+            <w:tcW w:w="8303" w:type="dxa"/>
             <w:shd w:val="clear" w:color="auto" w:fill="ECECEC"/>
           </w:tcPr>
           <w:p>
@@ -2112,7 +2112,7 @@
         </w:tc>
         <w:tc>
           <w:tcPr>
-            <w:tcW w:w="898" w:type="dxa"/>
+            <w:tcW w:w="1442" w:type="dxa"/>
             <w:shd w:val="clear" w:color="auto" w:fill="ECECEC"/>
           </w:tcPr>
           <w:p>
@@ -2133,7 +2133,7 @@
       <w:tr>
         <w:tc>
           <w:tcPr>
-            <w:tcW w:w="8847" w:type="dxa"/>
+            <w:tcW w:w="8303" w:type="dxa"/>
           </w:tcPr>
           <w:p>
             <w:pPr>
@@ -2150,7 +2150,7 @@
         </w:tc>
         <w:tc>
           <w:tcPr>
-            <w:tcW w:w="898" w:type="dxa"/>
+            <w:tcW w:w="1442" w:type="dxa"/>
           </w:tcPr>
           <w:p>
             <w:pPr>
@@ -2169,7 +2169,7 @@
       <w:tr>
         <w:tc>
           <w:tcPr>
-            <w:tcW w:w="8847" w:type="dxa"/>
+            <w:tcW w:w="8303" w:type="dxa"/>
           </w:tcPr>
           <w:p>
             <w:pPr>
@@ -2186,7 +2186,7 @@
         </w:tc>
         <w:tc>
           <w:tcPr>
-            <w:tcW w:w="898" w:type="dxa"/>
+            <w:tcW w:w="1442" w:type="dxa"/>
           </w:tcPr>
           <w:p>
             <w:pPr>
@@ -2205,7 +2205,7 @@
       <w:tr>
         <w:tc>
           <w:tcPr>
-            <w:tcW w:w="8847" w:type="dxa"/>
+            <w:tcW w:w="8303" w:type="dxa"/>
           </w:tcPr>
           <w:p>
             <w:pPr>
@@ -2222,7 +2222,7 @@
         </w:tc>
         <w:tc>
           <w:tcPr>
-            <w:tcW w:w="898" w:type="dxa"/>
+            <w:tcW w:w="1442" w:type="dxa"/>
           </w:tcPr>
           <w:p>
             <w:pPr>
@@ -2241,7 +2241,7 @@
       <w:tr>
         <w:tc>
           <w:tcPr>
-            <w:tcW w:w="8847" w:type="dxa"/>
+            <w:tcW w:w="8303" w:type="dxa"/>
           </w:tcPr>
           <w:p>
             <w:pPr>
@@ -2258,7 +2258,7 @@
         </w:tc>
         <w:tc>
           <w:tcPr>
-            <w:tcW w:w="898" w:type="dxa"/>
+            <w:tcW w:w="1442" w:type="dxa"/>
           </w:tcPr>
           <w:p>
             <w:pPr>
@@ -2277,7 +2277,7 @@
       <w:tr>
         <w:tc>
           <w:tcPr>
-            <w:tcW w:w="8847" w:type="dxa"/>
+            <w:tcW w:w="8303" w:type="dxa"/>
           </w:tcPr>
           <w:p>
             <w:pPr>
@@ -2294,7 +2294,7 @@
         </w:tc>
         <w:tc>
           <w:tcPr>
-            <w:tcW w:w="898" w:type="dxa"/>
+            <w:tcW w:w="1442" w:type="dxa"/>
           </w:tcPr>
           <w:p>
             <w:pPr>
@@ -2578,9 +2578,9 @@
         <w:tblLook w:firstColumn="1" w:firstRow="1" w:lastColumn="0" w:lastRow="0" w:noHBand="0" w:noVBand="1" w:val="04A0"/>
       </w:tblPr>
       <w:tblGrid>
-        <w:gridCol w:w="865"/>
-        <w:gridCol w:w="865"/>
-        <w:gridCol w:w="8014"/>
+        <w:gridCol w:w="1354"/>
+        <w:gridCol w:w="966"/>
+        <w:gridCol w:w="7425"/>
       </w:tblGrid>
       <w:tr>
         <w:trPr>
@@ -2589,7 +2589,7 @@
         </w:trPr>
         <w:tc>
           <w:tcPr>
-            <w:tcW w:w="865" w:type="dxa"/>
+            <w:tcW w:w="1354" w:type="dxa"/>
             <w:shd w:val="clear" w:color="auto" w:fill="ECECEC"/>
           </w:tcPr>
           <w:p>
@@ -2608,7 +2608,7 @@
         </w:tc>
         <w:tc>
           <w:tcPr>
-            <w:tcW w:w="865" w:type="dxa"/>
+            <w:tcW w:w="966" w:type="dxa"/>
             <w:shd w:val="clear" w:color="auto" w:fill="ECECEC"/>
           </w:tcPr>
           <w:p>
@@ -2627,7 +2627,7 @@
         </w:tc>
         <w:tc>
           <w:tcPr>
-            <w:tcW w:w="8014" w:type="dxa"/>
+            <w:tcW w:w="7425" w:type="dxa"/>
             <w:shd w:val="clear" w:color="auto" w:fill="ECECEC"/>
           </w:tcPr>
           <w:p>
@@ -2648,7 +2648,7 @@
       <w:tr>
         <w:tc>
           <w:tcPr>
-            <w:tcW w:w="865" w:type="dxa"/>
+            <w:tcW w:w="1354" w:type="dxa"/>
           </w:tcPr>
           <w:p>
             <w:pPr>
@@ -2665,7 +2665,7 @@
         </w:tc>
         <w:tc>
           <w:tcPr>
-            <w:tcW w:w="865" w:type="dxa"/>
+            <w:tcW w:w="966" w:type="dxa"/>
           </w:tcPr>
           <w:p>
             <w:pPr>
@@ -2682,7 +2682,7 @@
         </w:tc>
         <w:tc>
           <w:tcPr>
-            <w:tcW w:w="8014" w:type="dxa"/>
+            <w:tcW w:w="7425" w:type="dxa"/>
           </w:tcPr>
           <w:p>
             <w:pPr>
@@ -3135,8 +3135,8 @@
         <w:tblLook w:firstColumn="1" w:firstRow="1" w:lastColumn="0" w:lastRow="0" w:noHBand="0" w:noVBand="1" w:val="04A0"/>
       </w:tblPr>
       <w:tblGrid>
-        <w:gridCol w:w="8825"/>
-        <w:gridCol w:w="920"/>
+        <w:gridCol w:w="8303"/>
+        <w:gridCol w:w="1442"/>
       </w:tblGrid>
       <w:tr>
         <w:trPr>
@@ -3145,7 +3145,7 @@
         </w:trPr>
         <w:tc>
           <w:tcPr>
-            <w:tcW w:w="8825" w:type="dxa"/>
+            <w:tcW w:w="8303" w:type="dxa"/>
             <w:shd w:val="clear" w:color="auto" w:fill="ECECEC"/>
           </w:tcPr>
           <w:p>
@@ -3164,7 +3164,7 @@
         </w:tc>
         <w:tc>
           <w:tcPr>
-            <w:tcW w:w="920" w:type="dxa"/>
+            <w:tcW w:w="1442" w:type="dxa"/>
             <w:shd w:val="clear" w:color="auto" w:fill="ECECEC"/>
           </w:tcPr>
           <w:p>
@@ -3185,7 +3185,7 @@
       <w:tr>
         <w:tc>
           <w:tcPr>
-            <w:tcW w:w="8825" w:type="dxa"/>
+            <w:tcW w:w="8303" w:type="dxa"/>
           </w:tcPr>
           <w:p>
             <w:pPr>
@@ -3202,7 +3202,7 @@
         </w:tc>
         <w:tc>
           <w:tcPr>
-            <w:tcW w:w="920" w:type="dxa"/>
+            <w:tcW w:w="1442" w:type="dxa"/>
           </w:tcPr>
           <w:p>
             <w:pPr>
@@ -3221,7 +3221,7 @@
       <w:tr>
         <w:tc>
           <w:tcPr>
-            <w:tcW w:w="8825" w:type="dxa"/>
+            <w:tcW w:w="8303" w:type="dxa"/>
           </w:tcPr>
           <w:p>
             <w:pPr>
@@ -3238,7 +3238,7 @@
         </w:tc>
         <w:tc>
           <w:tcPr>
-            <w:tcW w:w="920" w:type="dxa"/>
+            <w:tcW w:w="1442" w:type="dxa"/>
           </w:tcPr>
           <w:p>
             <w:pPr>
@@ -3257,7 +3257,7 @@
       <w:tr>
         <w:tc>
           <w:tcPr>
-            <w:tcW w:w="8825" w:type="dxa"/>
+            <w:tcW w:w="8303" w:type="dxa"/>
           </w:tcPr>
           <w:p>
             <w:pPr>
@@ -3274,7 +3274,7 @@
         </w:tc>
         <w:tc>
           <w:tcPr>
-            <w:tcW w:w="920" w:type="dxa"/>
+            <w:tcW w:w="1442" w:type="dxa"/>
           </w:tcPr>
           <w:p>
             <w:pPr>
@@ -3293,7 +3293,7 @@
       <w:tr>
         <w:tc>
           <w:tcPr>
-            <w:tcW w:w="8825" w:type="dxa"/>
+            <w:tcW w:w="8303" w:type="dxa"/>
           </w:tcPr>
           <w:p>
             <w:pPr>
@@ -3310,7 +3310,7 @@
         </w:tc>
         <w:tc>
           <w:tcPr>
-            <w:tcW w:w="920" w:type="dxa"/>
+            <w:tcW w:w="1442" w:type="dxa"/>
           </w:tcPr>
           <w:p>
             <w:pPr>
@@ -3477,9 +3477,9 @@
         <w:tblLook w:firstColumn="1" w:firstRow="1" w:lastColumn="0" w:lastRow="0" w:noHBand="0" w:noVBand="1" w:val="04A0"/>
       </w:tblPr>
       <w:tblGrid>
-        <w:gridCol w:w="943"/>
-        <w:gridCol w:w="879"/>
-        <w:gridCol w:w="7923"/>
+        <w:gridCol w:w="1354"/>
+        <w:gridCol w:w="966"/>
+        <w:gridCol w:w="7425"/>
       </w:tblGrid>
       <w:tr>
         <w:trPr>
@@ -3488,7 +3488,7 @@
         </w:trPr>
         <w:tc>
           <w:tcPr>
-            <w:tcW w:w="943" w:type="dxa"/>
+            <w:tcW w:w="1354" w:type="dxa"/>
             <w:shd w:val="clear" w:color="auto" w:fill="ECECEC"/>
           </w:tcPr>
           <w:p>
@@ -3507,7 +3507,7 @@
         </w:tc>
         <w:tc>
           <w:tcPr>
-            <w:tcW w:w="879" w:type="dxa"/>
+            <w:tcW w:w="966" w:type="dxa"/>
             <w:shd w:val="clear" w:color="auto" w:fill="ECECEC"/>
           </w:tcPr>
           <w:p>
@@ -3526,7 +3526,7 @@
         </w:tc>
         <w:tc>
           <w:tcPr>
-            <w:tcW w:w="7923" w:type="dxa"/>
+            <w:tcW w:w="7425" w:type="dxa"/>
             <w:shd w:val="clear" w:color="auto" w:fill="ECECEC"/>
           </w:tcPr>
           <w:p>
@@ -3547,7 +3547,7 @@
       <w:tr>
         <w:tc>
           <w:tcPr>
-            <w:tcW w:w="943" w:type="dxa"/>
+            <w:tcW w:w="1354" w:type="dxa"/>
           </w:tcPr>
           <w:p>
             <w:pPr>
@@ -3564,7 +3564,7 @@
         </w:tc>
         <w:tc>
           <w:tcPr>
-            <w:tcW w:w="879" w:type="dxa"/>
+            <w:tcW w:w="966" w:type="dxa"/>
           </w:tcPr>
           <w:p>
             <w:pPr>
@@ -3581,7 +3581,7 @@
         </w:tc>
         <w:tc>
           <w:tcPr>
-            <w:tcW w:w="7923" w:type="dxa"/>
+            <w:tcW w:w="7425" w:type="dxa"/>
           </w:tcPr>
           <w:p>
             <w:pPr>
@@ -3896,8 +3896,8 @@
         <w:tblLook w:firstColumn="1" w:firstRow="1" w:lastColumn="0" w:lastRow="0" w:noHBand="0" w:noVBand="1" w:val="04A0"/>
       </w:tblPr>
       <w:tblGrid>
-        <w:gridCol w:w="8564"/>
-        <w:gridCol w:w="1181"/>
+        <w:gridCol w:w="8303"/>
+        <w:gridCol w:w="1442"/>
       </w:tblGrid>
       <w:tr>
         <w:trPr>
@@ -3906,7 +3906,7 @@
         </w:trPr>
         <w:tc>
           <w:tcPr>
-            <w:tcW w:w="8564" w:type="dxa"/>
+            <w:tcW w:w="8303" w:type="dxa"/>
             <w:shd w:val="clear" w:color="auto" w:fill="ECECEC"/>
           </w:tcPr>
           <w:p>
@@ -3925,7 +3925,7 @@
         </w:tc>
         <w:tc>
           <w:tcPr>
-            <w:tcW w:w="1181" w:type="dxa"/>
+            <w:tcW w:w="1442" w:type="dxa"/>
             <w:shd w:val="clear" w:color="auto" w:fill="ECECEC"/>
           </w:tcPr>
           <w:p>
@@ -3946,7 +3946,7 @@
       <w:tr>
         <w:tc>
           <w:tcPr>
-            <w:tcW w:w="8564" w:type="dxa"/>
+            <w:tcW w:w="8303" w:type="dxa"/>
           </w:tcPr>
           <w:p>
             <w:pPr>
@@ -3963,7 +3963,7 @@
         </w:tc>
         <w:tc>
           <w:tcPr>
-            <w:tcW w:w="1181" w:type="dxa"/>
+            <w:tcW w:w="1442" w:type="dxa"/>
           </w:tcPr>
           <w:p>
             <w:pPr>
@@ -3982,7 +3982,7 @@
       <w:tr>
         <w:tc>
           <w:tcPr>
-            <w:tcW w:w="8564" w:type="dxa"/>
+            <w:tcW w:w="8303" w:type="dxa"/>
           </w:tcPr>
           <w:p>
             <w:pPr>
@@ -3999,7 +3999,7 @@
         </w:tc>
         <w:tc>
           <w:tcPr>
-            <w:tcW w:w="1181" w:type="dxa"/>
+            <w:tcW w:w="1442" w:type="dxa"/>
           </w:tcPr>
           <w:p>
             <w:pPr>
@@ -4018,7 +4018,7 @@
       <w:tr>
         <w:tc>
           <w:tcPr>
-            <w:tcW w:w="8564" w:type="dxa"/>
+            <w:tcW w:w="8303" w:type="dxa"/>
           </w:tcPr>
           <w:p>
             <w:pPr>
@@ -4035,7 +4035,7 @@
         </w:tc>
         <w:tc>
           <w:tcPr>
-            <w:tcW w:w="1181" w:type="dxa"/>
+            <w:tcW w:w="1442" w:type="dxa"/>
           </w:tcPr>
           <w:p>
             <w:pPr>
